--- a/src/content/bios/Butler-HB 2012.docx
+++ b/src/content/bios/Butler-HB 2012.docx
@@ -1,6 +1,6 @@
 
 <file path=word/document.xml><?xml version="1.0" encoding="utf-8"?>
-<w:document xmlns:wpc="http://schemas.microsoft.com/office/word/2010/wordprocessingCanvas" xmlns:cx="http://schemas.microsoft.com/office/drawing/2014/chartex" xmlns:cx1="http://schemas.microsoft.com/office/drawing/2015/9/8/chartex" xmlns:cx2="http://schemas.microsoft.com/office/drawing/2015/10/21/chartex" xmlns:cx3="http://schemas.microsoft.com/office/drawing/2016/5/9/chartex" xmlns:cx4="http://schemas.microsoft.com/office/drawing/2016/5/10/chartex" xmlns:cx5="http://schemas.microsoft.com/office/drawing/2016/5/11/chartex" xmlns:cx6="http://schemas.microsoft.com/office/drawing/2016/5/12/chartex" xmlns:cx7="http://schemas.microsoft.com/office/drawing/2016/5/13/chartex" xmlns:cx8="http://schemas.microsoft.com/office/drawing/2016/5/14/chartex" xmlns:mc="http://schemas.openxmlformats.org/markup-compatibility/2006" xmlns:aink="http://schemas.microsoft.com/office/drawing/2016/ink" xmlns:am3d="http://schemas.microsoft.com/office/drawing/2017/model3d" xmlns:o="urn:schemas-microsoft-com:office:office" xmlns:oel="http://schemas.microsoft.com/office/2019/extlst" xmlns:r="http://schemas.openxmlformats.org/officeDocument/2006/relationships" xmlns:m="http://schemas.openxmlformats.org/officeDocument/2006/math" xmlns:v="urn:schemas-microsoft-com:vml" xmlns:wp14="http://schemas.microsoft.com/office/word/2010/wordprocessingDrawing" xmlns:wp="http://schemas.openxmlformats.org/drawingml/2006/wordprocessingDrawing" xmlns:w10="urn:schemas-microsoft-com:office:word" xmlns:w="http://schemas.openxmlformats.org/wordprocessingml/2006/main" xmlns:w14="http://schemas.microsoft.com/office/word/2010/wordml" xmlns:w15="http://schemas.microsoft.com/office/word/2012/wordml" xmlns:w16cex="http://schemas.microsoft.com/office/word/2018/wordml/cex" xmlns:w16cid="http://schemas.microsoft.com/office/word/2016/wordml/cid" xmlns:w16="http://schemas.microsoft.com/office/word/2018/wordml" xmlns:w16du="http://schemas.microsoft.com/office/word/2023/wordml/word16du" xmlns:w16sdtdh="http://schemas.microsoft.com/office/word/2020/wordml/sdtdatahash" xmlns:w16sdtfl="http://schemas.microsoft.com/office/word/2024/wordml/sdtformatlock" xmlns:w16se="http://schemas.microsoft.com/office/word/2015/wordml/symex" xmlns:wpg="http://schemas.microsoft.com/office/word/2010/wordprocessingGroup" xmlns:wpi="http://schemas.microsoft.com/office/word/2010/wordprocessingInk" xmlns:wne="http://schemas.microsoft.com/office/word/2006/wordml" xmlns:wps="http://schemas.microsoft.com/office/word/2010/wordprocessingShape" mc:Ignorable="w14 w15 w16se w16cid w16 w16cex w16sdtdh w16sdtfl w16du wp14">
+<w:document xmlns:wpc="http://schemas.microsoft.com/office/word/2010/wordprocessingCanvas" xmlns:cx="http://schemas.microsoft.com/office/drawing/2014/chartex" xmlns:cx1="http://schemas.microsoft.com/office/drawing/2015/9/8/chartex" xmlns:cx2="http://schemas.microsoft.com/office/drawing/2015/10/21/chartex" xmlns:cx3="http://schemas.microsoft.com/office/drawing/2016/5/9/chartex" xmlns:cx4="http://schemas.microsoft.com/office/drawing/2016/5/10/chartex" xmlns:cx5="http://schemas.microsoft.com/office/drawing/2016/5/11/chartex" xmlns:cx6="http://schemas.microsoft.com/office/drawing/2016/5/12/chartex" xmlns:cx7="http://schemas.microsoft.com/office/drawing/2016/5/13/chartex" xmlns:cx8="http://schemas.microsoft.com/office/drawing/2016/5/14/chartex" xmlns:mc="http://schemas.openxmlformats.org/markup-compatibility/2006" xmlns:m="http://schemas.openxmlformats.org/officeDocument/2006/math" xmlns:aink="http://schemas.microsoft.com/office/drawing/2016/ink" xmlns:am3d="http://schemas.microsoft.com/office/drawing/2017/model3d" xmlns:oel="http://schemas.microsoft.com/office/2019/extlst" xmlns:r="http://schemas.openxmlformats.org/officeDocument/2006/relationships" xmlns:wp14="http://schemas.microsoft.com/office/word/2010/wordprocessingDrawing" xmlns:wp="http://schemas.openxmlformats.org/drawingml/2006/wordprocessingDrawing" xmlns:wpg="http://schemas.microsoft.com/office/word/2010/wordprocessingGroup" xmlns:wpi="http://schemas.microsoft.com/office/word/2010/wordprocessingInk" xmlns:wps="http://schemas.microsoft.com/office/word/2010/wordprocessingShape" xmlns:o="urn:schemas-microsoft-com:office:office" xmlns:v="urn:schemas-microsoft-com:vml" xmlns:w10="urn:schemas-microsoft-com:office:word" xmlns:w="http://schemas.openxmlformats.org/wordprocessingml/2006/main" xmlns:w14="http://schemas.microsoft.com/office/word/2010/wordml" xmlns:w15="http://schemas.microsoft.com/office/word/2012/wordml" xmlns:w16cei="http://schemas.microsoft.com/office/word/2026/wordml/cei" xmlns:w16cex="http://schemas.microsoft.com/office/word/2018/wordml/cex" xmlns:w16cid="http://schemas.microsoft.com/office/word/2016/wordml/cid" xmlns:w16="http://schemas.microsoft.com/office/word/2018/wordml" xmlns:w16sdtdh="http://schemas.microsoft.com/office/word/2020/wordml/sdtdatahash" xmlns:w16sdtfl="http://schemas.microsoft.com/office/word/2024/wordml/sdtformatlock" xmlns:w16se="http://schemas.microsoft.com/office/word/2015/wordml/symex" xmlns:w16du="http://schemas.microsoft.com/office/word/2023/wordml/word16du" xmlns:wne="http://schemas.microsoft.com/office/word/2006/wordml" mc:Ignorable="w14 w15 w16se w16cid w16 w16cex w16sdtdh w16sdtfl w16du wp14">
   <w:body>
     <w:p>
       <w:pPr>
@@ -151,10 +151,13 @@
         <w:t>Source:</w:t>
       </w:r>
       <w:r>
-        <w:t xml:space="preserve"> ILO Historical Archives</w:t>
-      </w:r>
-      <w:r>
-        <w:t>, Geneva</w:t>
+        <w:t xml:space="preserve"> </w:t>
+      </w:r>
+      <w:r>
+        <w:rPr>
+          <w:rFonts w:cs="Times New Roman"/>
+        </w:rPr>
+        <w:t>Butler, n.d., ILO, Flickr</w:t>
       </w:r>
     </w:p>
     <w:p>
@@ -379,15 +382,15 @@
       </w:pPr>
       <w:r>
         <w:lastRenderedPageBreak/>
-        <w:t xml:space="preserve">On 28 April 1938 Butler gave notice of his resignation to the ILO Governing Body. The official version, still propagated by the ILO today on its website, recounts that he left to become the first Warden of Nuffield College, Oxford, which shows a rather peaceful career transition. The true impetus, recounted in some scandalous stories in the press at the time and in several reminiscences since, is that Butler became caught in an unfortunate battle over the replacement of the Director of the Paris Branch Office of the ILO. Paris Branch Office Director Fernand </w:t>
+        <w:t xml:space="preserve">On 28 April 1938 Butler gave notice of his resignation to the ILO Governing Body. The official version, still propagated by the ILO today on its website, recounts that he left to become the first Warden of Nuffield College, Oxford, which shows a rather peaceful career transition. The true impetus, recounted in some scandalous stories in the press at the time and in several reminiscences since, is that Butler became caught in an unfortunate battle over the replacement of the Director of the Paris Branch Office of the ILO. Paris Branch Office Director Fernand Maurette had passed away in April 1937 and the French government sought to have Marius </w:t>
       </w:r>
       <w:proofErr w:type="spellStart"/>
       <w:r>
-        <w:t>Maurette</w:t>
+        <w:t>Viple</w:t>
       </w:r>
       <w:proofErr w:type="spellEnd"/>
       <w:r>
-        <w:t xml:space="preserve"> had passed away in April 1937 and the French government sought to have Marius </w:t>
+        <w:t xml:space="preserve">, then Chief of the ILO’s Information and Press Service in Geneva, placed in the post. Butler was not fond of such an appointment. He and </w:t>
       </w:r>
       <w:proofErr w:type="spellStart"/>
       <w:r>
@@ -395,7 +398,7 @@
       </w:r>
       <w:proofErr w:type="spellEnd"/>
       <w:r>
-        <w:t xml:space="preserve">, then Chief of the ILO’s Information and Press Service in Geneva, placed in the post. Butler was not fond of such an appointment. He and </w:t>
+        <w:t xml:space="preserve"> had some animosity between them, not the least of which was that Butler deemed </w:t>
       </w:r>
       <w:proofErr w:type="spellStart"/>
       <w:r>
@@ -403,14 +406,6 @@
       </w:r>
       <w:proofErr w:type="spellEnd"/>
       <w:r>
-        <w:t xml:space="preserve"> had some animosity between them, not the least of which was that Butler deemed </w:t>
-      </w:r>
-      <w:proofErr w:type="spellStart"/>
-      <w:r>
-        <w:t>Viple</w:t>
-      </w:r>
-      <w:proofErr w:type="spellEnd"/>
-      <w:r>
         <w:t xml:space="preserve"> incompetent, too political, as having enemies who might endanger the reputation of the ILO, and incapable of holding the confidence of French employers. </w:t>
       </w:r>
       <w:proofErr w:type="gramStart"/>
@@ -440,15 +435,7 @@
         <w:t>Confident Morning</w:t>
       </w:r>
       <w:r>
-        <w:t xml:space="preserve">, which unfortunately only covered his life up through the founding of the ILO. That year he returned to the ILO as one of nine appointed members of the Fact-Finding and Conciliation Commission on Freedom of Association, whose aim was to decide how to best examine complaints falling under the purview of ILO Convention no. 87 in the context of ILO collaboration with the United Nations. The work of the Commission </w:t>
-      </w:r>
-      <w:proofErr w:type="gramStart"/>
-      <w:r>
-        <w:t>barely begun,</w:t>
-      </w:r>
-      <w:proofErr w:type="gramEnd"/>
-      <w:r>
-        <w:t xml:space="preserve"> he passed away at the Dunedin Nursing Home in March 1951 at the age of 67.</w:t>
+        <w:t>, which unfortunately only covered his life up through the founding of the ILO. That year he returned to the ILO as one of nine appointed members of the Fact-Finding and Conciliation Commission on Freedom of Association, whose aim was to decide how to best examine complaints falling under the purview of ILO Convention no. 87 in the context of ILO collaboration with the United Nations. The work of the Commission barely begun, he passed away at the Dunedin Nursing Home in March 1951 at the age of 67.</w:t>
       </w:r>
     </w:p>
     <w:p>
@@ -1237,7 +1224,7 @@
 </file>
 
 <file path=word/endnotes.xml><?xml version="1.0" encoding="utf-8"?>
-<w:endnotes xmlns:wpc="http://schemas.microsoft.com/office/word/2010/wordprocessingCanvas" xmlns:cx="http://schemas.microsoft.com/office/drawing/2014/chartex" xmlns:cx1="http://schemas.microsoft.com/office/drawing/2015/9/8/chartex" xmlns:cx2="http://schemas.microsoft.com/office/drawing/2015/10/21/chartex" xmlns:cx3="http://schemas.microsoft.com/office/drawing/2016/5/9/chartex" xmlns:cx4="http://schemas.microsoft.com/office/drawing/2016/5/10/chartex" xmlns:cx5="http://schemas.microsoft.com/office/drawing/2016/5/11/chartex" xmlns:cx6="http://schemas.microsoft.com/office/drawing/2016/5/12/chartex" xmlns:cx7="http://schemas.microsoft.com/office/drawing/2016/5/13/chartex" xmlns:cx8="http://schemas.microsoft.com/office/drawing/2016/5/14/chartex" xmlns:mc="http://schemas.openxmlformats.org/markup-compatibility/2006" xmlns:aink="http://schemas.microsoft.com/office/drawing/2016/ink" xmlns:am3d="http://schemas.microsoft.com/office/drawing/2017/model3d" xmlns:o="urn:schemas-microsoft-com:office:office" xmlns:oel="http://schemas.microsoft.com/office/2019/extlst" xmlns:r="http://schemas.openxmlformats.org/officeDocument/2006/relationships" xmlns:m="http://schemas.openxmlformats.org/officeDocument/2006/math" xmlns:v="urn:schemas-microsoft-com:vml" xmlns:wp14="http://schemas.microsoft.com/office/word/2010/wordprocessingDrawing" xmlns:wp="http://schemas.openxmlformats.org/drawingml/2006/wordprocessingDrawing" xmlns:w10="urn:schemas-microsoft-com:office:word" xmlns:w="http://schemas.openxmlformats.org/wordprocessingml/2006/main" xmlns:w14="http://schemas.microsoft.com/office/word/2010/wordml" xmlns:w15="http://schemas.microsoft.com/office/word/2012/wordml" xmlns:w16cex="http://schemas.microsoft.com/office/word/2018/wordml/cex" xmlns:w16cid="http://schemas.microsoft.com/office/word/2016/wordml/cid" xmlns:w16="http://schemas.microsoft.com/office/word/2018/wordml" xmlns:w16du="http://schemas.microsoft.com/office/word/2023/wordml/word16du" xmlns:w16sdtdh="http://schemas.microsoft.com/office/word/2020/wordml/sdtdatahash" xmlns:w16sdtfl="http://schemas.microsoft.com/office/word/2024/wordml/sdtformatlock" xmlns:w16se="http://schemas.microsoft.com/office/word/2015/wordml/symex" xmlns:wpg="http://schemas.microsoft.com/office/word/2010/wordprocessingGroup" xmlns:wpi="http://schemas.microsoft.com/office/word/2010/wordprocessingInk" xmlns:wne="http://schemas.microsoft.com/office/word/2006/wordml" xmlns:wps="http://schemas.microsoft.com/office/word/2010/wordprocessingShape" mc:Ignorable="w14 w15 w16se w16cid w16 w16cex w16sdtdh w16sdtfl w16du wp14">
+<w:endnotes xmlns:wpc="http://schemas.microsoft.com/office/word/2010/wordprocessingCanvas" xmlns:cx="http://schemas.microsoft.com/office/drawing/2014/chartex" xmlns:cx1="http://schemas.microsoft.com/office/drawing/2015/9/8/chartex" xmlns:cx2="http://schemas.microsoft.com/office/drawing/2015/10/21/chartex" xmlns:cx3="http://schemas.microsoft.com/office/drawing/2016/5/9/chartex" xmlns:cx4="http://schemas.microsoft.com/office/drawing/2016/5/10/chartex" xmlns:cx5="http://schemas.microsoft.com/office/drawing/2016/5/11/chartex" xmlns:cx6="http://schemas.microsoft.com/office/drawing/2016/5/12/chartex" xmlns:cx7="http://schemas.microsoft.com/office/drawing/2016/5/13/chartex" xmlns:cx8="http://schemas.microsoft.com/office/drawing/2016/5/14/chartex" xmlns:mc="http://schemas.openxmlformats.org/markup-compatibility/2006" xmlns:m="http://schemas.openxmlformats.org/officeDocument/2006/math" xmlns:aink="http://schemas.microsoft.com/office/drawing/2016/ink" xmlns:am3d="http://schemas.microsoft.com/office/drawing/2017/model3d" xmlns:oel="http://schemas.microsoft.com/office/2019/extlst" xmlns:r="http://schemas.openxmlformats.org/officeDocument/2006/relationships" xmlns:wp14="http://schemas.microsoft.com/office/word/2010/wordprocessingDrawing" xmlns:wp="http://schemas.openxmlformats.org/drawingml/2006/wordprocessingDrawing" xmlns:wpg="http://schemas.microsoft.com/office/word/2010/wordprocessingGroup" xmlns:wpi="http://schemas.microsoft.com/office/word/2010/wordprocessingInk" xmlns:wps="http://schemas.microsoft.com/office/word/2010/wordprocessingShape" xmlns:o="urn:schemas-microsoft-com:office:office" xmlns:v="urn:schemas-microsoft-com:vml" xmlns:w10="urn:schemas-microsoft-com:office:word" xmlns:w="http://schemas.openxmlformats.org/wordprocessingml/2006/main" xmlns:w14="http://schemas.microsoft.com/office/word/2010/wordml" xmlns:w15="http://schemas.microsoft.com/office/word/2012/wordml" xmlns:w16cei="http://schemas.microsoft.com/office/word/2026/wordml/cei" xmlns:w16cex="http://schemas.microsoft.com/office/word/2018/wordml/cex" xmlns:w16cid="http://schemas.microsoft.com/office/word/2016/wordml/cid" xmlns:w16="http://schemas.microsoft.com/office/word/2018/wordml" xmlns:w16sdtdh="http://schemas.microsoft.com/office/word/2020/wordml/sdtdatahash" xmlns:w16sdtfl="http://schemas.microsoft.com/office/word/2024/wordml/sdtformatlock" xmlns:w16se="http://schemas.microsoft.com/office/word/2015/wordml/symex" xmlns:w16du="http://schemas.microsoft.com/office/word/2023/wordml/word16du" xmlns:wne="http://schemas.microsoft.com/office/word/2006/wordml" mc:Ignorable="w14 w15 w16se w16cid w16 w16cex w16sdtdh w16sdtfl w16du wp14">
   <w:endnote w:type="separator" w:id="-1">
     <w:p>
       <w:r>
@@ -1256,7 +1243,7 @@
 </file>
 
 <file path=word/footer1.xml><?xml version="1.0" encoding="utf-8"?>
-<w:ftr xmlns:wpc="http://schemas.microsoft.com/office/word/2010/wordprocessingCanvas" xmlns:cx="http://schemas.microsoft.com/office/drawing/2014/chartex" xmlns:cx1="http://schemas.microsoft.com/office/drawing/2015/9/8/chartex" xmlns:cx2="http://schemas.microsoft.com/office/drawing/2015/10/21/chartex" xmlns:cx3="http://schemas.microsoft.com/office/drawing/2016/5/9/chartex" xmlns:cx4="http://schemas.microsoft.com/office/drawing/2016/5/10/chartex" xmlns:cx5="http://schemas.microsoft.com/office/drawing/2016/5/11/chartex" xmlns:cx6="http://schemas.microsoft.com/office/drawing/2016/5/12/chartex" xmlns:cx7="http://schemas.microsoft.com/office/drawing/2016/5/13/chartex" xmlns:cx8="http://schemas.microsoft.com/office/drawing/2016/5/14/chartex" xmlns:mc="http://schemas.openxmlformats.org/markup-compatibility/2006" xmlns:aink="http://schemas.microsoft.com/office/drawing/2016/ink" xmlns:am3d="http://schemas.microsoft.com/office/drawing/2017/model3d" xmlns:o="urn:schemas-microsoft-com:office:office" xmlns:oel="http://schemas.microsoft.com/office/2019/extlst" xmlns:r="http://schemas.openxmlformats.org/officeDocument/2006/relationships" xmlns:m="http://schemas.openxmlformats.org/officeDocument/2006/math" xmlns:v="urn:schemas-microsoft-com:vml" xmlns:wp14="http://schemas.microsoft.com/office/word/2010/wordprocessingDrawing" xmlns:wp="http://schemas.openxmlformats.org/drawingml/2006/wordprocessingDrawing" xmlns:w10="urn:schemas-microsoft-com:office:word" xmlns:w="http://schemas.openxmlformats.org/wordprocessingml/2006/main" xmlns:w14="http://schemas.microsoft.com/office/word/2010/wordml" xmlns:w15="http://schemas.microsoft.com/office/word/2012/wordml" xmlns:w16cex="http://schemas.microsoft.com/office/word/2018/wordml/cex" xmlns:w16cid="http://schemas.microsoft.com/office/word/2016/wordml/cid" xmlns:w16="http://schemas.microsoft.com/office/word/2018/wordml" xmlns:w16du="http://schemas.microsoft.com/office/word/2023/wordml/word16du" xmlns:w16sdtdh="http://schemas.microsoft.com/office/word/2020/wordml/sdtdatahash" xmlns:w16sdtfl="http://schemas.microsoft.com/office/word/2024/wordml/sdtformatlock" xmlns:w16se="http://schemas.microsoft.com/office/word/2015/wordml/symex" xmlns:wpg="http://schemas.microsoft.com/office/word/2010/wordprocessingGroup" xmlns:wpi="http://schemas.microsoft.com/office/word/2010/wordprocessingInk" xmlns:wne="http://schemas.microsoft.com/office/word/2006/wordml" xmlns:wps="http://schemas.microsoft.com/office/word/2010/wordprocessingShape" mc:Ignorable="w14 w15 w16se w16cid w16 w16cex w16sdtdh w16sdtfl w16du wp14">
+<w:ftr xmlns:wpc="http://schemas.microsoft.com/office/word/2010/wordprocessingCanvas" xmlns:cx="http://schemas.microsoft.com/office/drawing/2014/chartex" xmlns:cx1="http://schemas.microsoft.com/office/drawing/2015/9/8/chartex" xmlns:cx2="http://schemas.microsoft.com/office/drawing/2015/10/21/chartex" xmlns:cx3="http://schemas.microsoft.com/office/drawing/2016/5/9/chartex" xmlns:cx4="http://schemas.microsoft.com/office/drawing/2016/5/10/chartex" xmlns:cx5="http://schemas.microsoft.com/office/drawing/2016/5/11/chartex" xmlns:cx6="http://schemas.microsoft.com/office/drawing/2016/5/12/chartex" xmlns:cx7="http://schemas.microsoft.com/office/drawing/2016/5/13/chartex" xmlns:cx8="http://schemas.microsoft.com/office/drawing/2016/5/14/chartex" xmlns:mc="http://schemas.openxmlformats.org/markup-compatibility/2006" xmlns:m="http://schemas.openxmlformats.org/officeDocument/2006/math" xmlns:aink="http://schemas.microsoft.com/office/drawing/2016/ink" xmlns:am3d="http://schemas.microsoft.com/office/drawing/2017/model3d" xmlns:oel="http://schemas.microsoft.com/office/2019/extlst" xmlns:r="http://schemas.openxmlformats.org/officeDocument/2006/relationships" xmlns:wp14="http://schemas.microsoft.com/office/word/2010/wordprocessingDrawing" xmlns:wp="http://schemas.openxmlformats.org/drawingml/2006/wordprocessingDrawing" xmlns:wpg="http://schemas.microsoft.com/office/word/2010/wordprocessingGroup" xmlns:wpi="http://schemas.microsoft.com/office/word/2010/wordprocessingInk" xmlns:wps="http://schemas.microsoft.com/office/word/2010/wordprocessingShape" xmlns:o="urn:schemas-microsoft-com:office:office" xmlns:v="urn:schemas-microsoft-com:vml" xmlns:w10="urn:schemas-microsoft-com:office:word" xmlns:w="http://schemas.openxmlformats.org/wordprocessingml/2006/main" xmlns:w14="http://schemas.microsoft.com/office/word/2010/wordml" xmlns:w15="http://schemas.microsoft.com/office/word/2012/wordml" xmlns:w16cei="http://schemas.microsoft.com/office/word/2026/wordml/cei" xmlns:w16cex="http://schemas.microsoft.com/office/word/2018/wordml/cex" xmlns:w16cid="http://schemas.microsoft.com/office/word/2016/wordml/cid" xmlns:w16="http://schemas.microsoft.com/office/word/2018/wordml" xmlns:w16sdtdh="http://schemas.microsoft.com/office/word/2020/wordml/sdtdatahash" xmlns:w16sdtfl="http://schemas.microsoft.com/office/word/2024/wordml/sdtformatlock" xmlns:w16se="http://schemas.microsoft.com/office/word/2015/wordml/symex" xmlns:w16du="http://schemas.microsoft.com/office/word/2023/wordml/word16du" xmlns:wne="http://schemas.microsoft.com/office/word/2006/wordml" mc:Ignorable="w14 w15 w16se w16cid w16 w16cex w16sdtdh w16sdtfl w16du wp14">
   <w:p>
     <w:pPr>
       <w:pStyle w:val="Voettekst"/>
@@ -1311,7 +1298,7 @@
 </file>
 
 <file path=word/footnotes.xml><?xml version="1.0" encoding="utf-8"?>
-<w:footnotes xmlns:wpc="http://schemas.microsoft.com/office/word/2010/wordprocessingCanvas" xmlns:cx="http://schemas.microsoft.com/office/drawing/2014/chartex" xmlns:cx1="http://schemas.microsoft.com/office/drawing/2015/9/8/chartex" xmlns:cx2="http://schemas.microsoft.com/office/drawing/2015/10/21/chartex" xmlns:cx3="http://schemas.microsoft.com/office/drawing/2016/5/9/chartex" xmlns:cx4="http://schemas.microsoft.com/office/drawing/2016/5/10/chartex" xmlns:cx5="http://schemas.microsoft.com/office/drawing/2016/5/11/chartex" xmlns:cx6="http://schemas.microsoft.com/office/drawing/2016/5/12/chartex" xmlns:cx7="http://schemas.microsoft.com/office/drawing/2016/5/13/chartex" xmlns:cx8="http://schemas.microsoft.com/office/drawing/2016/5/14/chartex" xmlns:mc="http://schemas.openxmlformats.org/markup-compatibility/2006" xmlns:aink="http://schemas.microsoft.com/office/drawing/2016/ink" xmlns:am3d="http://schemas.microsoft.com/office/drawing/2017/model3d" xmlns:o="urn:schemas-microsoft-com:office:office" xmlns:oel="http://schemas.microsoft.com/office/2019/extlst" xmlns:r="http://schemas.openxmlformats.org/officeDocument/2006/relationships" xmlns:m="http://schemas.openxmlformats.org/officeDocument/2006/math" xmlns:v="urn:schemas-microsoft-com:vml" xmlns:wp14="http://schemas.microsoft.com/office/word/2010/wordprocessingDrawing" xmlns:wp="http://schemas.openxmlformats.org/drawingml/2006/wordprocessingDrawing" xmlns:w10="urn:schemas-microsoft-com:office:word" xmlns:w="http://schemas.openxmlformats.org/wordprocessingml/2006/main" xmlns:w14="http://schemas.microsoft.com/office/word/2010/wordml" xmlns:w15="http://schemas.microsoft.com/office/word/2012/wordml" xmlns:w16cex="http://schemas.microsoft.com/office/word/2018/wordml/cex" xmlns:w16cid="http://schemas.microsoft.com/office/word/2016/wordml/cid" xmlns:w16="http://schemas.microsoft.com/office/word/2018/wordml" xmlns:w16du="http://schemas.microsoft.com/office/word/2023/wordml/word16du" xmlns:w16sdtdh="http://schemas.microsoft.com/office/word/2020/wordml/sdtdatahash" xmlns:w16sdtfl="http://schemas.microsoft.com/office/word/2024/wordml/sdtformatlock" xmlns:w16se="http://schemas.microsoft.com/office/word/2015/wordml/symex" xmlns:wpg="http://schemas.microsoft.com/office/word/2010/wordprocessingGroup" xmlns:wpi="http://schemas.microsoft.com/office/word/2010/wordprocessingInk" xmlns:wne="http://schemas.microsoft.com/office/word/2006/wordml" xmlns:wps="http://schemas.microsoft.com/office/word/2010/wordprocessingShape" mc:Ignorable="w14 w15 w16se w16cid w16 w16cex w16sdtdh w16sdtfl w16du wp14">
+<w:footnotes xmlns:wpc="http://schemas.microsoft.com/office/word/2010/wordprocessingCanvas" xmlns:cx="http://schemas.microsoft.com/office/drawing/2014/chartex" xmlns:cx1="http://schemas.microsoft.com/office/drawing/2015/9/8/chartex" xmlns:cx2="http://schemas.microsoft.com/office/drawing/2015/10/21/chartex" xmlns:cx3="http://schemas.microsoft.com/office/drawing/2016/5/9/chartex" xmlns:cx4="http://schemas.microsoft.com/office/drawing/2016/5/10/chartex" xmlns:cx5="http://schemas.microsoft.com/office/drawing/2016/5/11/chartex" xmlns:cx6="http://schemas.microsoft.com/office/drawing/2016/5/12/chartex" xmlns:cx7="http://schemas.microsoft.com/office/drawing/2016/5/13/chartex" xmlns:cx8="http://schemas.microsoft.com/office/drawing/2016/5/14/chartex" xmlns:mc="http://schemas.openxmlformats.org/markup-compatibility/2006" xmlns:m="http://schemas.openxmlformats.org/officeDocument/2006/math" xmlns:aink="http://schemas.microsoft.com/office/drawing/2016/ink" xmlns:am3d="http://schemas.microsoft.com/office/drawing/2017/model3d" xmlns:oel="http://schemas.microsoft.com/office/2019/extlst" xmlns:r="http://schemas.openxmlformats.org/officeDocument/2006/relationships" xmlns:wp14="http://schemas.microsoft.com/office/word/2010/wordprocessingDrawing" xmlns:wp="http://schemas.openxmlformats.org/drawingml/2006/wordprocessingDrawing" xmlns:wpg="http://schemas.microsoft.com/office/word/2010/wordprocessingGroup" xmlns:wpi="http://schemas.microsoft.com/office/word/2010/wordprocessingInk" xmlns:wps="http://schemas.microsoft.com/office/word/2010/wordprocessingShape" xmlns:o="urn:schemas-microsoft-com:office:office" xmlns:v="urn:schemas-microsoft-com:vml" xmlns:w10="urn:schemas-microsoft-com:office:word" xmlns:w="http://schemas.openxmlformats.org/wordprocessingml/2006/main" xmlns:w14="http://schemas.microsoft.com/office/word/2010/wordml" xmlns:w15="http://schemas.microsoft.com/office/word/2012/wordml" xmlns:w16cei="http://schemas.microsoft.com/office/word/2026/wordml/cei" xmlns:w16cex="http://schemas.microsoft.com/office/word/2018/wordml/cex" xmlns:w16cid="http://schemas.microsoft.com/office/word/2016/wordml/cid" xmlns:w16="http://schemas.microsoft.com/office/word/2018/wordml" xmlns:w16sdtdh="http://schemas.microsoft.com/office/word/2020/wordml/sdtdatahash" xmlns:w16sdtfl="http://schemas.microsoft.com/office/word/2024/wordml/sdtformatlock" xmlns:w16se="http://schemas.microsoft.com/office/word/2015/wordml/symex" xmlns:w16du="http://schemas.microsoft.com/office/word/2023/wordml/word16du" xmlns:wne="http://schemas.microsoft.com/office/word/2006/wordml" mc:Ignorable="w14 w15 w16se w16cid w16 w16cex w16sdtdh w16sdtfl w16du wp14">
   <w:footnote w:type="separator" w:id="-1">
     <w:p>
       <w:r>
@@ -1330,7 +1317,7 @@
 </file>
 
 <file path=word/header1.xml><?xml version="1.0" encoding="utf-8"?>
-<w:hdr xmlns:wpc="http://schemas.microsoft.com/office/word/2010/wordprocessingCanvas" xmlns:cx="http://schemas.microsoft.com/office/drawing/2014/chartex" xmlns:cx1="http://schemas.microsoft.com/office/drawing/2015/9/8/chartex" xmlns:cx2="http://schemas.microsoft.com/office/drawing/2015/10/21/chartex" xmlns:cx3="http://schemas.microsoft.com/office/drawing/2016/5/9/chartex" xmlns:cx4="http://schemas.microsoft.com/office/drawing/2016/5/10/chartex" xmlns:cx5="http://schemas.microsoft.com/office/drawing/2016/5/11/chartex" xmlns:cx6="http://schemas.microsoft.com/office/drawing/2016/5/12/chartex" xmlns:cx7="http://schemas.microsoft.com/office/drawing/2016/5/13/chartex" xmlns:cx8="http://schemas.microsoft.com/office/drawing/2016/5/14/chartex" xmlns:mc="http://schemas.openxmlformats.org/markup-compatibility/2006" xmlns:aink="http://schemas.microsoft.com/office/drawing/2016/ink" xmlns:am3d="http://schemas.microsoft.com/office/drawing/2017/model3d" xmlns:o="urn:schemas-microsoft-com:office:office" xmlns:oel="http://schemas.microsoft.com/office/2019/extlst" xmlns:r="http://schemas.openxmlformats.org/officeDocument/2006/relationships" xmlns:m="http://schemas.openxmlformats.org/officeDocument/2006/math" xmlns:v="urn:schemas-microsoft-com:vml" xmlns:wp14="http://schemas.microsoft.com/office/word/2010/wordprocessingDrawing" xmlns:wp="http://schemas.openxmlformats.org/drawingml/2006/wordprocessingDrawing" xmlns:w10="urn:schemas-microsoft-com:office:word" xmlns:w="http://schemas.openxmlformats.org/wordprocessingml/2006/main" xmlns:w14="http://schemas.microsoft.com/office/word/2010/wordml" xmlns:w15="http://schemas.microsoft.com/office/word/2012/wordml" xmlns:w16cex="http://schemas.microsoft.com/office/word/2018/wordml/cex" xmlns:w16cid="http://schemas.microsoft.com/office/word/2016/wordml/cid" xmlns:w16="http://schemas.microsoft.com/office/word/2018/wordml" xmlns:w16du="http://schemas.microsoft.com/office/word/2023/wordml/word16du" xmlns:w16sdtdh="http://schemas.microsoft.com/office/word/2020/wordml/sdtdatahash" xmlns:w16sdtfl="http://schemas.microsoft.com/office/word/2024/wordml/sdtformatlock" xmlns:w16se="http://schemas.microsoft.com/office/word/2015/wordml/symex" xmlns:wpg="http://schemas.microsoft.com/office/word/2010/wordprocessingGroup" xmlns:wpi="http://schemas.microsoft.com/office/word/2010/wordprocessingInk" xmlns:wne="http://schemas.microsoft.com/office/word/2006/wordml" xmlns:wps="http://schemas.microsoft.com/office/word/2010/wordprocessingShape" mc:Ignorable="w14 w15 w16se w16cid w16 w16cex w16sdtdh w16sdtfl w16du wp14">
+<w:hdr xmlns:wpc="http://schemas.microsoft.com/office/word/2010/wordprocessingCanvas" xmlns:cx="http://schemas.microsoft.com/office/drawing/2014/chartex" xmlns:cx1="http://schemas.microsoft.com/office/drawing/2015/9/8/chartex" xmlns:cx2="http://schemas.microsoft.com/office/drawing/2015/10/21/chartex" xmlns:cx3="http://schemas.microsoft.com/office/drawing/2016/5/9/chartex" xmlns:cx4="http://schemas.microsoft.com/office/drawing/2016/5/10/chartex" xmlns:cx5="http://schemas.microsoft.com/office/drawing/2016/5/11/chartex" xmlns:cx6="http://schemas.microsoft.com/office/drawing/2016/5/12/chartex" xmlns:cx7="http://schemas.microsoft.com/office/drawing/2016/5/13/chartex" xmlns:cx8="http://schemas.microsoft.com/office/drawing/2016/5/14/chartex" xmlns:mc="http://schemas.openxmlformats.org/markup-compatibility/2006" xmlns:m="http://schemas.openxmlformats.org/officeDocument/2006/math" xmlns:aink="http://schemas.microsoft.com/office/drawing/2016/ink" xmlns:am3d="http://schemas.microsoft.com/office/drawing/2017/model3d" xmlns:oel="http://schemas.microsoft.com/office/2019/extlst" xmlns:r="http://schemas.openxmlformats.org/officeDocument/2006/relationships" xmlns:wp14="http://schemas.microsoft.com/office/word/2010/wordprocessingDrawing" xmlns:wp="http://schemas.openxmlformats.org/drawingml/2006/wordprocessingDrawing" xmlns:wpg="http://schemas.microsoft.com/office/word/2010/wordprocessingGroup" xmlns:wpi="http://schemas.microsoft.com/office/word/2010/wordprocessingInk" xmlns:wps="http://schemas.microsoft.com/office/word/2010/wordprocessingShape" xmlns:o="urn:schemas-microsoft-com:office:office" xmlns:v="urn:schemas-microsoft-com:vml" xmlns:w10="urn:schemas-microsoft-com:office:word" xmlns:w="http://schemas.openxmlformats.org/wordprocessingml/2006/main" xmlns:w14="http://schemas.microsoft.com/office/word/2010/wordml" xmlns:w15="http://schemas.microsoft.com/office/word/2012/wordml" xmlns:w16cei="http://schemas.microsoft.com/office/word/2026/wordml/cei" xmlns:w16cex="http://schemas.microsoft.com/office/word/2018/wordml/cex" xmlns:w16cid="http://schemas.microsoft.com/office/word/2016/wordml/cid" xmlns:w16="http://schemas.microsoft.com/office/word/2018/wordml" xmlns:w16sdtdh="http://schemas.microsoft.com/office/word/2020/wordml/sdtdatahash" xmlns:w16sdtfl="http://schemas.microsoft.com/office/word/2024/wordml/sdtformatlock" xmlns:w16se="http://schemas.microsoft.com/office/word/2015/wordml/symex" xmlns:w16du="http://schemas.microsoft.com/office/word/2023/wordml/word16du" xmlns:wne="http://schemas.microsoft.com/office/word/2006/wordml" mc:Ignorable="w14 w15 w16se w16cid w16 w16cex w16sdtdh w16sdtfl w16du wp14">
   <w:p>
     <w:pPr>
       <w:pStyle w:val="Koptekst"/>
@@ -1380,7 +1367,7 @@
 </file>
 
 <file path=word/styles.xml><?xml version="1.0" encoding="utf-8"?>
-<w:styles xmlns:mc="http://schemas.openxmlformats.org/markup-compatibility/2006" xmlns:r="http://schemas.openxmlformats.org/officeDocument/2006/relationships" xmlns:w="http://schemas.openxmlformats.org/wordprocessingml/2006/main" xmlns:w14="http://schemas.microsoft.com/office/word/2010/wordml" xmlns:w15="http://schemas.microsoft.com/office/word/2012/wordml" xmlns:w16cex="http://schemas.microsoft.com/office/word/2018/wordml/cex" xmlns:w16cid="http://schemas.microsoft.com/office/word/2016/wordml/cid" xmlns:w16="http://schemas.microsoft.com/office/word/2018/wordml" xmlns:w16du="http://schemas.microsoft.com/office/word/2023/wordml/word16du" xmlns:w16sdtdh="http://schemas.microsoft.com/office/word/2020/wordml/sdtdatahash" xmlns:w16sdtfl="http://schemas.microsoft.com/office/word/2024/wordml/sdtformatlock" xmlns:w16se="http://schemas.microsoft.com/office/word/2015/wordml/symex" mc:Ignorable="w14 w15 w16se w16cid w16 w16cex w16sdtdh w16sdtfl w16du">
+<w:styles xmlns:mc="http://schemas.openxmlformats.org/markup-compatibility/2006" xmlns:r="http://schemas.openxmlformats.org/officeDocument/2006/relationships" xmlns:w="http://schemas.openxmlformats.org/wordprocessingml/2006/main" xmlns:w14="http://schemas.microsoft.com/office/word/2010/wordml" xmlns:w15="http://schemas.microsoft.com/office/word/2012/wordml" xmlns:w16cex="http://schemas.microsoft.com/office/word/2018/wordml/cex" xmlns:w16cid="http://schemas.microsoft.com/office/word/2016/wordml/cid" xmlns:w16="http://schemas.microsoft.com/office/word/2018/wordml" xmlns:w16sdtdh="http://schemas.microsoft.com/office/word/2020/wordml/sdtdatahash" xmlns:w16sdtfl="http://schemas.microsoft.com/office/word/2024/wordml/sdtformatlock" xmlns:w16se="http://schemas.microsoft.com/office/word/2015/wordml/symex" xmlns:w16du="http://schemas.microsoft.com/office/word/2023/wordml/word16du" mc:Ignorable="w14 w15 w16se w16cid w16 w16cex w16sdtdh w16sdtfl w16du">
   <w:docDefaults>
     <w:rPrDefault>
       <w:rPr>
